--- a/KISI KISI AKTIVITAS BOARD GAME.docx
+++ b/KISI KISI AKTIVITAS BOARD GAME.docx
@@ -1,6 +1,6 @@
 
 <file path=word/document.xml><?xml version="1.0" encoding="utf-8"?>
-<w:document xmlns:wpc="http://schemas.microsoft.com/office/word/2010/wordprocessingCanvas" xmlns:mc="http://schemas.openxmlformats.org/markup-compatibility/2006" xmlns:o="urn:schemas-microsoft-com:office:office" xmlns:r="http://schemas.openxmlformats.org/officeDocument/2006/relationships" xmlns:m="http://schemas.openxmlformats.org/officeDocument/2006/math" xmlns:v="urn:schemas-microsoft-com:vml" xmlns:wp14="http://schemas.microsoft.com/office/word/2010/wordprocessingDrawing" xmlns:wp="http://schemas.openxmlformats.org/drawingml/2006/wordprocessingDrawing" xmlns:w10="urn:schemas-microsoft-com:office:word" xmlns:w="http://schemas.openxmlformats.org/wordprocessingml/2006/main" xmlns:w14="http://schemas.microsoft.com/office/word/2010/wordml" xmlns:w15="http://schemas.microsoft.com/office/word/2012/wordml" xmlns:wpg="http://schemas.microsoft.com/office/word/2010/wordprocessingGroup" xmlns:wpi="http://schemas.microsoft.com/office/word/2010/wordprocessingInk" xmlns:wne="http://schemas.microsoft.com/office/word/2006/wordml" xmlns:wps="http://schemas.microsoft.com/office/word/2010/wordprocessingShape" mc:Ignorable="w14 w15 wp14">
+<w:document xmlns:wpc="http://schemas.microsoft.com/office/word/2010/wordprocessingCanvas" xmlns:cx="http://schemas.microsoft.com/office/drawing/2014/chartex" xmlns:cx1="http://schemas.microsoft.com/office/drawing/2015/9/8/chartex" xmlns:cx2="http://schemas.microsoft.com/office/drawing/2015/10/21/chartex" xmlns:cx3="http://schemas.microsoft.com/office/drawing/2016/5/9/chartex" xmlns:cx4="http://schemas.microsoft.com/office/drawing/2016/5/10/chartex" xmlns:cx5="http://schemas.microsoft.com/office/drawing/2016/5/11/chartex" xmlns:cx6="http://schemas.microsoft.com/office/drawing/2016/5/12/chartex" xmlns:cx7="http://schemas.microsoft.com/office/drawing/2016/5/13/chartex" xmlns:cx8="http://schemas.microsoft.com/office/drawing/2016/5/14/chartex" xmlns:mc="http://schemas.openxmlformats.org/markup-compatibility/2006" xmlns:aink="http://schemas.microsoft.com/office/drawing/2016/ink" xmlns:am3d="http://schemas.microsoft.com/office/drawing/2017/model3d" xmlns:o="urn:schemas-microsoft-com:office:office" xmlns:oel="http://schemas.microsoft.com/office/2019/extlst" xmlns:r="http://schemas.openxmlformats.org/officeDocument/2006/relationships" xmlns:m="http://schemas.openxmlformats.org/officeDocument/2006/math" xmlns:v="urn:schemas-microsoft-com:vml" xmlns:wp14="http://schemas.microsoft.com/office/word/2010/wordprocessingDrawing" xmlns:wp="http://schemas.openxmlformats.org/drawingml/2006/wordprocessingDrawing" xmlns:w10="urn:schemas-microsoft-com:office:word" xmlns:w="http://schemas.openxmlformats.org/wordprocessingml/2006/main" xmlns:w14="http://schemas.microsoft.com/office/word/2010/wordml" xmlns:w15="http://schemas.microsoft.com/office/word/2012/wordml" xmlns:w16cex="http://schemas.microsoft.com/office/word/2018/wordml/cex" xmlns:w16cid="http://schemas.microsoft.com/office/word/2016/wordml/cid" xmlns:w16="http://schemas.microsoft.com/office/word/2018/wordml" xmlns:w16du="http://schemas.microsoft.com/office/word/2023/wordml/word16du" xmlns:w16sdtdh="http://schemas.microsoft.com/office/word/2020/wordml/sdtdatahash" xmlns:w16sdtfl="http://schemas.microsoft.com/office/word/2024/wordml/sdtformatlock" xmlns:w16se="http://schemas.microsoft.com/office/word/2015/wordml/symex" xmlns:wpg="http://schemas.microsoft.com/office/word/2010/wordprocessingGroup" xmlns:wpi="http://schemas.microsoft.com/office/word/2010/wordprocessingInk" xmlns:wne="http://schemas.microsoft.com/office/word/2006/wordml" xmlns:wps="http://schemas.microsoft.com/office/word/2010/wordprocessingShape" mc:Ignorable="w14 w15 w16se w16cid w16 w16cex w16sdtdh w16sdtfl w16du wp14">
   <w:body>
     <w:p>
       <w:pPr>
@@ -164,12 +164,6 @@
         <w:gridCol w:w="2126"/>
       </w:tblGrid>
       <w:tr>
-        <w:tblPrEx>
-          <w:tblCellMar>
-            <w:top w:w="0" w:type="dxa"/>
-            <w:bottom w:w="0" w:type="dxa"/>
-          </w:tblCellMar>
-        </w:tblPrEx>
         <w:trPr>
           <w:cantSplit/>
           <w:tblHeader/>
@@ -328,12 +322,6 @@
         </w:tc>
       </w:tr>
       <w:tr>
-        <w:tblPrEx>
-          <w:tblCellMar>
-            <w:top w:w="0" w:type="dxa"/>
-            <w:bottom w:w="0" w:type="dxa"/>
-          </w:tblCellMar>
-        </w:tblPrEx>
         <w:trPr>
           <w:cantSplit/>
         </w:trPr>
@@ -475,12 +463,6 @@
         </w:tc>
       </w:tr>
       <w:tr>
-        <w:tblPrEx>
-          <w:tblCellMar>
-            <w:top w:w="0" w:type="dxa"/>
-            <w:bottom w:w="0" w:type="dxa"/>
-          </w:tblCellMar>
-        </w:tblPrEx>
         <w:trPr>
           <w:cantSplit/>
         </w:trPr>
@@ -622,12 +604,6 @@
         </w:tc>
       </w:tr>
       <w:tr>
-        <w:tblPrEx>
-          <w:tblCellMar>
-            <w:top w:w="0" w:type="dxa"/>
-            <w:bottom w:w="0" w:type="dxa"/>
-          </w:tblCellMar>
-        </w:tblPrEx>
         <w:trPr>
           <w:cantSplit/>
         </w:trPr>
@@ -688,12 +664,14 @@
               <w:rPr>
                 <w:sz w:val="24"/>
                 <w:szCs w:val="24"/>
-              </w:rPr>
-            </w:pPr>
-            <w:r>
-              <w:rPr>
-                <w:sz w:val="24"/>
-                <w:szCs w:val="24"/>
+                <w:lang w:val="pt-BR"/>
+              </w:rPr>
+            </w:pPr>
+            <w:r>
+              <w:rPr>
+                <w:sz w:val="24"/>
+                <w:szCs w:val="24"/>
+                <w:lang w:val="pt-BR"/>
               </w:rPr>
               <w:t>Peserta didik mampu menilai kredibilitas informasi, pernyataan, atau argumen mengenai permasalahan ekosistem berdasarkan bukti dan konsep biologi yang relevan.</w:t>
             </w:r>
@@ -769,12 +747,6 @@
         </w:tc>
       </w:tr>
       <w:tr>
-        <w:tblPrEx>
-          <w:tblCellMar>
-            <w:top w:w="0" w:type="dxa"/>
-            <w:bottom w:w="0" w:type="dxa"/>
-          </w:tblCellMar>
-        </w:tblPrEx>
         <w:trPr>
           <w:cantSplit/>
         </w:trPr>
@@ -916,12 +888,6 @@
         </w:tc>
       </w:tr>
       <w:tr>
-        <w:tblPrEx>
-          <w:tblCellMar>
-            <w:top w:w="0" w:type="dxa"/>
-            <w:bottom w:w="0" w:type="dxa"/>
-          </w:tblCellMar>
-        </w:tblPrEx>
         <w:trPr>
           <w:cantSplit/>
         </w:trPr>
@@ -1063,12 +1029,6 @@
         </w:tc>
       </w:tr>
       <w:tr>
-        <w:tblPrEx>
-          <w:tblCellMar>
-            <w:top w:w="0" w:type="dxa"/>
-            <w:bottom w:w="0" w:type="dxa"/>
-          </w:tblCellMar>
-        </w:tblPrEx>
         <w:trPr>
           <w:cantSplit/>
         </w:trPr>
@@ -1253,12 +1213,14 @@
         <w:rPr>
           <w:sz w:val="24"/>
           <w:szCs w:val="24"/>
+          <w:lang w:val="pt-BR"/>
         </w:rPr>
       </w:pPr>
       <w:r>
         <w:rPr>
           <w:sz w:val="24"/>
           <w:szCs w:val="24"/>
+          <w:lang w:val="pt-BR"/>
         </w:rPr>
         <w:t xml:space="preserve">Setiap sub-materi memuat 6 aktivitas berurutan dari interpretasi </w:t>
       </w:r>
@@ -1266,6 +1228,7 @@
         <w:rPr>
           <w:sz w:val="24"/>
           <w:szCs w:val="24"/>
+          <w:lang w:val="pt-BR"/>
         </w:rPr>
         <w:t>hingga</w:t>
       </w:r>
@@ -1273,29 +1236,23 @@
         <w:rPr>
           <w:sz w:val="24"/>
           <w:szCs w:val="24"/>
+          <w:lang w:val="pt-BR"/>
         </w:rPr>
         <w:t xml:space="preserve"> regulasi diri. Sub-materi berikutnya </w:t>
-      </w:r>
-      <w:proofErr w:type="gramStart"/>
-      <w:r>
-        <w:rPr>
-          <w:sz w:val="24"/>
-          <w:szCs w:val="24"/>
-        </w:rPr>
-        <w:t>akan</w:t>
-      </w:r>
-      <w:proofErr w:type="gramEnd"/>
-      <w:r>
-        <w:rPr>
-          <w:sz w:val="24"/>
-          <w:szCs w:val="24"/>
-        </w:rPr>
-        <w:t xml:space="preserve"> dilaksanakan</w:t>
       </w:r>
       <w:r>
         <w:rPr>
           <w:sz w:val="24"/>
           <w:szCs w:val="24"/>
+          <w:lang w:val="pt-BR"/>
+        </w:rPr>
+        <w:t>akan dilaksanakan</w:t>
+      </w:r>
+      <w:r>
+        <w:rPr>
+          <w:sz w:val="24"/>
+          <w:szCs w:val="24"/>
+          <w:lang w:val="pt-BR"/>
         </w:rPr>
         <w:t xml:space="preserve"> setelah sub-materi sebelumny</w:t>
       </w:r>
@@ -1303,6 +1260,7 @@
         <w:rPr>
           <w:sz w:val="24"/>
           <w:szCs w:val="24"/>
+          <w:lang w:val="pt-BR"/>
         </w:rPr>
         <w:t xml:space="preserve">a selesai (komponen ekosistem, interaksi antarmakhluk hidup, aliran </w:t>
       </w:r>
@@ -1310,6 +1268,7 @@
         <w:rPr>
           <w:sz w:val="24"/>
           <w:szCs w:val="24"/>
+          <w:lang w:val="pt-BR"/>
         </w:rPr>
         <w:t>energi</w:t>
       </w:r>
@@ -1317,6 +1276,7 @@
         <w:rPr>
           <w:sz w:val="24"/>
           <w:szCs w:val="24"/>
+          <w:lang w:val="pt-BR"/>
         </w:rPr>
         <w:t>, dan</w:t>
       </w:r>
@@ -1324,6 +1284,7 @@
         <w:rPr>
           <w:sz w:val="24"/>
           <w:szCs w:val="24"/>
+          <w:lang w:val="pt-BR"/>
         </w:rPr>
         <w:t xml:space="preserve"> jenis ekosistem).</w:t>
       </w:r>
@@ -1339,12 +1300,14 @@
         <w:rPr>
           <w:sz w:val="24"/>
           <w:szCs w:val="24"/>
+          <w:lang w:val="pt-BR"/>
         </w:rPr>
       </w:pPr>
       <w:r>
         <w:rPr>
           <w:sz w:val="24"/>
           <w:szCs w:val="24"/>
+          <w:lang w:val="pt-BR"/>
         </w:rPr>
         <w:t xml:space="preserve">Satu pengamatan langsung di </w:t>
       </w:r>
@@ -1352,6 +1315,7 @@
         <w:rPr>
           <w:sz w:val="24"/>
           <w:szCs w:val="24"/>
+          <w:lang w:val="pt-BR"/>
         </w:rPr>
         <w:t>lingkungan</w:t>
       </w:r>
@@ -1359,6 +1323,7 @@
         <w:rPr>
           <w:sz w:val="24"/>
           <w:szCs w:val="24"/>
+          <w:lang w:val="pt-BR"/>
         </w:rPr>
         <w:t xml:space="preserve"> sekolah</w:t>
       </w:r>
@@ -1366,6 +1331,7 @@
         <w:rPr>
           <w:sz w:val="24"/>
           <w:szCs w:val="24"/>
+          <w:lang w:val="pt-BR"/>
         </w:rPr>
         <w:t>/pengamatan melalui foto/video</w:t>
       </w:r>
@@ -1373,6 +1339,7 @@
         <w:rPr>
           <w:sz w:val="24"/>
           <w:szCs w:val="24"/>
+          <w:lang w:val="pt-BR"/>
         </w:rPr>
         <w:t xml:space="preserve"> berkaitan dengan a</w:t>
       </w:r>
@@ -1380,6 +1347,7 @@
         <w:rPr>
           <w:sz w:val="24"/>
           <w:szCs w:val="24"/>
+          <w:lang w:val="pt-BR"/>
         </w:rPr>
         <w:t>ktivitas kedua sampai keenam</w:t>
       </w:r>
@@ -1387,6 +1355,7 @@
         <w:rPr>
           <w:sz w:val="24"/>
           <w:szCs w:val="24"/>
+          <w:lang w:val="pt-BR"/>
         </w:rPr>
         <w:t>. Aktivitas kedua sampai keenam</w:t>
       </w:r>
@@ -1394,6 +1363,7 @@
         <w:rPr>
           <w:sz w:val="24"/>
           <w:szCs w:val="24"/>
+          <w:lang w:val="pt-BR"/>
         </w:rPr>
         <w:t xml:space="preserve"> memakai data hasil pengamatan kelompok itu sendiri, sehingga jawaban antarkelompok berbeda.</w:t>
       </w:r>
@@ -1460,13 +1430,22 @@
         </w:rPr>
         <w:t xml:space="preserve"> selesai dikerjakan, pion maju sesuai </w:t>
       </w:r>
+      <w:proofErr w:type="spellStart"/>
       <w:proofErr w:type="gramStart"/>
       <w:r>
         <w:rPr>
           <w:sz w:val="24"/>
           <w:szCs w:val="24"/>
         </w:rPr>
-        <w:t>intruksi  yang</w:t>
+        <w:t>intruksi</w:t>
+      </w:r>
+      <w:proofErr w:type="spellEnd"/>
+      <w:r>
+        <w:rPr>
+          <w:sz w:val="24"/>
+          <w:szCs w:val="24"/>
+        </w:rPr>
+        <w:t xml:space="preserve">  yang</w:t>
       </w:r>
       <w:proofErr w:type="gramEnd"/>
       <w:r>
@@ -1643,7 +1622,21 @@
           <w:sz w:val="24"/>
           <w:szCs w:val="24"/>
         </w:rPr>
-        <w:t xml:space="preserve"> menemukan interaksi antar makhluk hidup </w:t>
+        <w:t xml:space="preserve"> </w:t>
+      </w:r>
+      <w:r>
+        <w:rPr>
+          <w:sz w:val="24"/>
+          <w:szCs w:val="24"/>
+        </w:rPr>
+        <w:t>0</w:t>
+      </w:r>
+      <w:r>
+        <w:rPr>
+          <w:sz w:val="24"/>
+          <w:szCs w:val="24"/>
+        </w:rPr>
+        <w:t xml:space="preserve">menemukan interaksi antar makhluk hidup </w:t>
       </w:r>
       <w:r>
         <w:rPr>
@@ -1706,8 +1699,6 @@
         </w:rPr>
         <w:t>.</w:t>
       </w:r>
-      <w:bookmarkStart w:id="0" w:name="_GoBack"/>
-      <w:bookmarkEnd w:id="0"/>
     </w:p>
     <w:p>
       <w:pPr>
@@ -1982,6 +1973,7 @@
           <w:bCs/>
           <w:sz w:val="24"/>
           <w:szCs w:val="24"/>
+          <w:lang w:val="pt-BR"/>
         </w:rPr>
       </w:pPr>
       <w:r>
@@ -1990,6 +1982,7 @@
           <w:bCs/>
           <w:sz w:val="24"/>
           <w:szCs w:val="24"/>
+          <w:lang w:val="pt-BR"/>
         </w:rPr>
         <w:t>C. Peta Petak, Lencana, dan Sistem Kompetisi</w:t>
       </w:r>
@@ -2402,7 +2395,23 @@
                 <w:sz w:val="24"/>
                 <w:szCs w:val="24"/>
               </w:rPr>
-              <w:t>Interaksi Antarmakhluk Hidup</w:t>
+              <w:t xml:space="preserve">Interaksi </w:t>
+            </w:r>
+            <w:proofErr w:type="spellStart"/>
+            <w:r>
+              <w:rPr>
+                <w:sz w:val="24"/>
+                <w:szCs w:val="24"/>
+              </w:rPr>
+              <w:t>Antarmakhluk</w:t>
+            </w:r>
+            <w:proofErr w:type="spellEnd"/>
+            <w:r>
+              <w:rPr>
+                <w:sz w:val="24"/>
+                <w:szCs w:val="24"/>
+              </w:rPr>
+              <w:t xml:space="preserve"> Hidup</w:t>
             </w:r>
           </w:p>
         </w:tc>
@@ -2818,23 +2827,7 @@
           <w:sz w:val="24"/>
           <w:szCs w:val="24"/>
         </w:rPr>
-        <w:t xml:space="preserve"> Tiga kelompok pertama yang tiba di petak lencana pada tiap zona mendapat lencana 1 (3 poin), lencana 2 (2 poin), dan lencana 3 (1 poin). Guru </w:t>
-      </w:r>
-      <w:proofErr w:type="gramStart"/>
-      <w:r>
-        <w:rPr>
-          <w:sz w:val="24"/>
-          <w:szCs w:val="24"/>
-        </w:rPr>
-        <w:t>mencatat</w:t>
-      </w:r>
-      <w:proofErr w:type="gramEnd"/>
-      <w:r>
-        <w:rPr>
-          <w:sz w:val="24"/>
-          <w:szCs w:val="24"/>
-        </w:rPr>
-        <w:t xml:space="preserve"> urutan tiba, dan lencana diumumkan langsung di kelas.</w:t>
+        <w:t xml:space="preserve"> Tiga kelompok pertama yang tiba di petak lencana pada tiap zona mendapat lencana 1 (3 poin), lencana 2 (2 poin), dan lencana 3 (1 poin). Guru mencatat urutan tiba, dan lencana diumumkan langsung di kelas.</w:t>
       </w:r>
     </w:p>
     <w:p>
@@ -2850,6 +2843,7 @@
         <w:rPr>
           <w:sz w:val="24"/>
           <w:szCs w:val="24"/>
+          <w:lang w:val="pt-BR"/>
         </w:rPr>
       </w:pPr>
       <w:r>
@@ -2866,7 +2860,15 @@
           <w:sz w:val="24"/>
           <w:szCs w:val="24"/>
         </w:rPr>
-        <w:t xml:space="preserve"> Tiap aktivitas dinilai 0–3 menggunakan rubrik pada Bagian H, sehingga skor maksimal 72 (24 aktivitas). Skor dikoreksi guru setelah pertemuan dan diumumkan di awal pertemuan berikutnya. Skor pada pertemuan 3 diumumkan pada sesi singkat atau hari berikutnya.</w:t>
+        <w:t xml:space="preserve"> Tiap aktivitas dinilai 0–3 menggunakan rubrik pada Bagian H, sehingga skor maksimal 72 (24 aktivitas). Skor dikoreksi guru setelah pertemuan dan diumumkan di awal pertemuan berikutnya. </w:t>
+      </w:r>
+      <w:r>
+        <w:rPr>
+          <w:sz w:val="24"/>
+          <w:szCs w:val="24"/>
+          <w:lang w:val="pt-BR"/>
+        </w:rPr>
+        <w:t>Skor pada pertemuan 3 diumumkan pada sesi singkat atau hari berikutnya.</w:t>
       </w:r>
     </w:p>
     <w:p>
@@ -2958,12 +2960,6 @@
         <w:gridCol w:w="1276"/>
       </w:tblGrid>
       <w:tr>
-        <w:tblPrEx>
-          <w:tblCellMar>
-            <w:top w:w="0" w:type="dxa"/>
-            <w:bottom w:w="0" w:type="dxa"/>
-          </w:tblCellMar>
-        </w:tblPrEx>
         <w:trPr>
           <w:cantSplit/>
           <w:tblHeader/>
@@ -3245,12 +3241,6 @@
         </w:tc>
       </w:tr>
       <w:tr>
-        <w:tblPrEx>
-          <w:tblCellMar>
-            <w:top w:w="0" w:type="dxa"/>
-            <w:bottom w:w="0" w:type="dxa"/>
-          </w:tblCellMar>
-        </w:tblPrEx>
         <w:trPr>
           <w:cantSplit/>
         </w:trPr>
@@ -3435,7 +3425,23 @@
                 <w:sz w:val="24"/>
                 <w:szCs w:val="24"/>
               </w:rPr>
-              <w:t>Setelah itu, jelaskan perbedaan komponen biotik dan abiotik berdasarkan temuan kelompokmu!</w:t>
+              <w:t xml:space="preserve">Setelah itu, jelaskan perbedaan komponen biotik dan abiotik berdasarkan temuan </w:t>
+            </w:r>
+            <w:proofErr w:type="spellStart"/>
+            <w:r>
+              <w:rPr>
+                <w:sz w:val="24"/>
+                <w:szCs w:val="24"/>
+              </w:rPr>
+              <w:t>kelompokmu</w:t>
+            </w:r>
+            <w:proofErr w:type="spellEnd"/>
+            <w:r>
+              <w:rPr>
+                <w:sz w:val="24"/>
+                <w:szCs w:val="24"/>
+              </w:rPr>
+              <w:t>!</w:t>
             </w:r>
           </w:p>
         </w:tc>
@@ -3594,12 +3600,6 @@
         </w:tc>
       </w:tr>
       <w:tr>
-        <w:tblPrEx>
-          <w:tblCellMar>
-            <w:top w:w="0" w:type="dxa"/>
-            <w:bottom w:w="0" w:type="dxa"/>
-          </w:tblCellMar>
-        </w:tblPrEx>
         <w:trPr>
           <w:cantSplit/>
         </w:trPr>
@@ -3902,12 +3902,6 @@
         </w:tc>
       </w:tr>
       <w:tr>
-        <w:tblPrEx>
-          <w:tblCellMar>
-            <w:top w:w="0" w:type="dxa"/>
-            <w:bottom w:w="0" w:type="dxa"/>
-          </w:tblCellMar>
-        </w:tblPrEx>
         <w:trPr>
           <w:cantSplit/>
         </w:trPr>
@@ -4116,19 +4110,38 @@
               <w:rPr>
                 <w:sz w:val="24"/>
                 <w:szCs w:val="24"/>
-              </w:rPr>
-            </w:pPr>
-            <w:r>
-              <w:rPr>
-                <w:sz w:val="24"/>
-                <w:szCs w:val="24"/>
-              </w:rPr>
-              <w:t>Nilailah pernyataan mana yang lebih didukung! Gunakan bukti d</w:t>
-            </w:r>
-            <w:r>
-              <w:rPr>
-                <w:sz w:val="24"/>
-                <w:szCs w:val="24"/>
+                <w:lang w:val="pt-BR"/>
+              </w:rPr>
+            </w:pPr>
+            <w:proofErr w:type="spellStart"/>
+            <w:r>
+              <w:rPr>
+                <w:sz w:val="24"/>
+                <w:szCs w:val="24"/>
+              </w:rPr>
+              <w:t>Nilailah</w:t>
+            </w:r>
+            <w:proofErr w:type="spellEnd"/>
+            <w:r>
+              <w:rPr>
+                <w:sz w:val="24"/>
+                <w:szCs w:val="24"/>
+              </w:rPr>
+              <w:t xml:space="preserve"> pernyataan mana yang lebih didukung! </w:t>
+            </w:r>
+            <w:r>
+              <w:rPr>
+                <w:sz w:val="24"/>
+                <w:szCs w:val="24"/>
+                <w:lang w:val="pt-BR"/>
+              </w:rPr>
+              <w:t>Gunakan bukti d</w:t>
+            </w:r>
+            <w:r>
+              <w:rPr>
+                <w:sz w:val="24"/>
+                <w:szCs w:val="24"/>
+                <w:lang w:val="pt-BR"/>
               </w:rPr>
               <w:t>ari tabel pengamatan kelompokm!</w:t>
             </w:r>
@@ -4206,7 +4219,23 @@
                 <w:sz w:val="24"/>
                 <w:szCs w:val="24"/>
               </w:rPr>
-              <w:t xml:space="preserve"> B lebih didukung. Kelompok menunjukkan bukti dari areanya sendiri, misalnya organisme tertentu hanya ditemukan pada</w:t>
+              <w:t xml:space="preserve"> B lebih didukung. Kelompok menunjukkan bukti dari </w:t>
+            </w:r>
+            <w:proofErr w:type="spellStart"/>
+            <w:r>
+              <w:rPr>
+                <w:sz w:val="24"/>
+                <w:szCs w:val="24"/>
+              </w:rPr>
+              <w:t>areanya</w:t>
+            </w:r>
+            <w:proofErr w:type="spellEnd"/>
+            <w:r>
+              <w:rPr>
+                <w:sz w:val="24"/>
+                <w:szCs w:val="24"/>
+              </w:rPr>
+              <w:t xml:space="preserve"> sendiri, misalnya organisme tertentu hanya ditemukan pada</w:t>
             </w:r>
             <w:r>
               <w:rPr>
@@ -4336,12 +4365,6 @@
         </w:tc>
       </w:tr>
       <w:tr>
-        <w:tblPrEx>
-          <w:tblCellMar>
-            <w:top w:w="0" w:type="dxa"/>
-            <w:bottom w:w="0" w:type="dxa"/>
-          </w:tblCellMar>
-        </w:tblPrEx>
         <w:trPr>
           <w:cantSplit/>
         </w:trPr>
@@ -4639,12 +4662,6 @@
         </w:tc>
       </w:tr>
       <w:tr>
-        <w:tblPrEx>
-          <w:tblCellMar>
-            <w:top w:w="0" w:type="dxa"/>
-            <w:bottom w:w="0" w:type="dxa"/>
-          </w:tblCellMar>
-        </w:tblPrEx>
         <w:trPr>
           <w:cantSplit/>
         </w:trPr>
@@ -4791,7 +4808,23 @@
                 <w:sz w:val="24"/>
                 <w:szCs w:val="24"/>
               </w:rPr>
-              <w:t xml:space="preserve">Dengan bantuan sketsa area pengamatan, presentasikan </w:t>
+              <w:t xml:space="preserve">Dengan bantuan sketsa area pengamatan, </w:t>
+            </w:r>
+            <w:proofErr w:type="spellStart"/>
+            <w:r>
+              <w:rPr>
+                <w:sz w:val="24"/>
+                <w:szCs w:val="24"/>
+              </w:rPr>
+              <w:t>presentasikan</w:t>
+            </w:r>
+            <w:proofErr w:type="spellEnd"/>
+            <w:r>
+              <w:rPr>
+                <w:sz w:val="24"/>
+                <w:szCs w:val="24"/>
+              </w:rPr>
+              <w:t xml:space="preserve"> </w:t>
             </w:r>
             <w:r>
               <w:rPr>
@@ -4837,12 +4870,14 @@
               <w:rPr>
                 <w:sz w:val="24"/>
                 <w:szCs w:val="24"/>
-              </w:rPr>
-            </w:pPr>
-            <w:r>
-              <w:rPr>
-                <w:sz w:val="24"/>
-                <w:szCs w:val="24"/>
+                <w:lang w:val="pt-BR"/>
+              </w:rPr>
+            </w:pPr>
+            <w:r>
+              <w:rPr>
+                <w:sz w:val="24"/>
+                <w:szCs w:val="24"/>
+                <w:lang w:val="pt-BR"/>
               </w:rPr>
               <w:t>Sertakan bukti dari hasil pengamatan!</w:t>
             </w:r>
@@ -4870,33 +4905,22 @@
               <w:rPr>
                 <w:sz w:val="24"/>
                 <w:szCs w:val="24"/>
-              </w:rPr>
-            </w:pPr>
-            <w:r>
-              <w:rPr>
-                <w:sz w:val="24"/>
-                <w:szCs w:val="24"/>
-              </w:rPr>
-              <w:t xml:space="preserve">Hasil menyesuaikan jawaban dari </w:t>
-            </w:r>
-            <w:r>
-              <w:rPr>
-                <w:sz w:val="24"/>
-                <w:szCs w:val="24"/>
-              </w:rPr>
-              <w:t>murid</w:t>
-            </w:r>
-            <w:r>
-              <w:rPr>
-                <w:sz w:val="24"/>
-                <w:szCs w:val="24"/>
-              </w:rPr>
-              <w:t>. Contoh:</w:t>
-            </w:r>
-            <w:r>
-              <w:rPr>
-                <w:sz w:val="24"/>
-                <w:szCs w:val="24"/>
+                <w:lang w:val="pt-BR"/>
+              </w:rPr>
+            </w:pPr>
+            <w:r>
+              <w:rPr>
+                <w:sz w:val="24"/>
+                <w:szCs w:val="24"/>
+                <w:lang w:val="pt-BR"/>
+              </w:rPr>
+              <w:t>Hasil menyesuaikan jawaban dari murid. Contoh:</w:t>
+            </w:r>
+            <w:r>
+              <w:rPr>
+                <w:sz w:val="24"/>
+                <w:szCs w:val="24"/>
+                <w:lang w:val="pt-BR"/>
               </w:rPr>
               <w:t xml:space="preserve"> penjelasan runtut, yaitu bukti pengamatan → hubungan sebab-akibat → kesimpulan, dengan istilah biotik dan abiotik yang tepat.</w:t>
             </w:r>
@@ -4907,6 +4931,7 @@
               <w:rPr>
                 <w:sz w:val="24"/>
                 <w:szCs w:val="24"/>
+                <w:lang w:val="pt-BR"/>
               </w:rPr>
             </w:pPr>
           </w:p>
@@ -4980,12 +5005,6 @@
         </w:tc>
       </w:tr>
       <w:tr>
-        <w:tblPrEx>
-          <w:tblCellMar>
-            <w:top w:w="0" w:type="dxa"/>
-            <w:bottom w:w="0" w:type="dxa"/>
-          </w:tblCellMar>
-        </w:tblPrEx>
         <w:trPr>
           <w:cantSplit/>
         </w:trPr>
@@ -5174,33 +5193,22 @@
               <w:rPr>
                 <w:sz w:val="24"/>
                 <w:szCs w:val="24"/>
-              </w:rPr>
-            </w:pPr>
-            <w:r>
-              <w:rPr>
-                <w:sz w:val="24"/>
-                <w:szCs w:val="24"/>
-              </w:rPr>
-              <w:t xml:space="preserve">Hasil menyesuaikan dari hasil data </w:t>
-            </w:r>
-            <w:r>
-              <w:rPr>
-                <w:sz w:val="24"/>
-                <w:szCs w:val="24"/>
-              </w:rPr>
-              <w:t>murid</w:t>
-            </w:r>
-            <w:r>
-              <w:rPr>
-                <w:sz w:val="24"/>
-                <w:szCs w:val="24"/>
-              </w:rPr>
-              <w:t>. Contoh:</w:t>
-            </w:r>
-            <w:r>
-              <w:rPr>
-                <w:sz w:val="24"/>
-                <w:szCs w:val="24"/>
+                <w:lang w:val="pt-BR"/>
+              </w:rPr>
+            </w:pPr>
+            <w:r>
+              <w:rPr>
+                <w:sz w:val="24"/>
+                <w:szCs w:val="24"/>
+                <w:lang w:val="pt-BR"/>
+              </w:rPr>
+              <w:t>Hasil menyesuaikan dari hasil data murid. Contoh:</w:t>
+            </w:r>
+            <w:r>
+              <w:rPr>
+                <w:sz w:val="24"/>
+                <w:szCs w:val="24"/>
+                <w:lang w:val="pt-BR"/>
               </w:rPr>
               <w:t xml:space="preserve"> kelompok menyebutkan minimal satu bagian yang diperiksa disertai bukti dari rujukan, misalnya semula memasukkan “matahari” sebagai komponen biotik, lalu memperbaikinya menjadi abiotik.</w:t>
             </w:r>
@@ -5211,6 +5219,7 @@
               <w:rPr>
                 <w:sz w:val="24"/>
                 <w:szCs w:val="24"/>
+                <w:lang w:val="pt-BR"/>
               </w:rPr>
             </w:pPr>
           </w:p>
@@ -5301,7 +5310,27 @@
           <w:szCs w:val="24"/>
         </w:rPr>
         <w:lastRenderedPageBreak/>
-        <w:t>E. Kisi-kisi Aktivitas Sub-materi 2: Interaksi Antarmakhluk Hidup</w:t>
+        <w:t xml:space="preserve">E. Kisi-kisi Aktivitas Sub-materi 2: Interaksi </w:t>
+      </w:r>
+      <w:proofErr w:type="spellStart"/>
+      <w:r>
+        <w:rPr>
+          <w:b/>
+          <w:bCs/>
+          <w:sz w:val="24"/>
+          <w:szCs w:val="24"/>
+        </w:rPr>
+        <w:t>Antarmakhluk</w:t>
+      </w:r>
+      <w:proofErr w:type="spellEnd"/>
+      <w:r>
+        <w:rPr>
+          <w:b/>
+          <w:bCs/>
+          <w:sz w:val="24"/>
+          <w:szCs w:val="24"/>
+        </w:rPr>
+        <w:t xml:space="preserve"> Hidup</w:t>
       </w:r>
     </w:p>
     <w:tbl>
@@ -5332,12 +5361,6 @@
         <w:gridCol w:w="1276"/>
       </w:tblGrid>
       <w:tr>
-        <w:tblPrEx>
-          <w:tblCellMar>
-            <w:top w:w="0" w:type="dxa"/>
-            <w:bottom w:w="0" w:type="dxa"/>
-          </w:tblCellMar>
-        </w:tblPrEx>
         <w:trPr>
           <w:cantSplit/>
           <w:tblHeader/>
@@ -5610,12 +5633,6 @@
         </w:tc>
       </w:tr>
       <w:tr>
-        <w:tblPrEx>
-          <w:tblCellMar>
-            <w:top w:w="0" w:type="dxa"/>
-            <w:bottom w:w="0" w:type="dxa"/>
-          </w:tblCellMar>
-        </w:tblPrEx>
         <w:trPr>
           <w:cantSplit/>
         </w:trPr>
@@ -5808,7 +5825,25 @@
                 <w:szCs w:val="24"/>
                 <w:highlight w:val="cyan"/>
               </w:rPr>
-              <w:t xml:space="preserve">Jika kelompokmu tidak menemukan interaksi, scan QR </w:t>
+              <w:t xml:space="preserve">Jika </w:t>
+            </w:r>
+            <w:proofErr w:type="spellStart"/>
+            <w:r>
+              <w:rPr>
+                <w:sz w:val="24"/>
+                <w:szCs w:val="24"/>
+                <w:highlight w:val="cyan"/>
+              </w:rPr>
+              <w:t>kelompokmu</w:t>
+            </w:r>
+            <w:proofErr w:type="spellEnd"/>
+            <w:r>
+              <w:rPr>
+                <w:sz w:val="24"/>
+                <w:szCs w:val="24"/>
+                <w:highlight w:val="cyan"/>
+              </w:rPr>
+              <w:t xml:space="preserve"> tidak menemukan interaksi, scan QR </w:t>
             </w:r>
             <w:r>
               <w:rPr>
@@ -6029,7 +6064,6 @@
                 <w:szCs w:val="24"/>
               </w:rPr>
             </w:pPr>
-            <w:proofErr w:type="gramStart"/>
             <w:r>
               <w:rPr>
                 <w:sz w:val="24"/>
@@ -6042,15 +6076,7 @@
                 <w:sz w:val="24"/>
                 <w:szCs w:val="24"/>
               </w:rPr>
-              <w:t>mpulan</w:t>
-            </w:r>
-            <w:proofErr w:type="gramEnd"/>
-            <w:r>
-              <w:rPr>
-                <w:sz w:val="24"/>
-                <w:szCs w:val="24"/>
-              </w:rPr>
-              <w:t xml:space="preserve"> foto interaksi organism. D</w:t>
+              <w:t>mpulan foto interaksi organism. D</w:t>
             </w:r>
             <w:r>
               <w:rPr>
@@ -6084,12 +6110,6 @@
         </w:tc>
       </w:tr>
       <w:tr>
-        <w:tblPrEx>
-          <w:tblCellMar>
-            <w:top w:w="0" w:type="dxa"/>
-            <w:bottom w:w="0" w:type="dxa"/>
-          </w:tblCellMar>
-        </w:tblPrEx>
         <w:trPr>
           <w:cantSplit/>
         </w:trPr>
@@ -6250,7 +6270,23 @@
                 <w:sz w:val="24"/>
                 <w:szCs w:val="24"/>
               </w:rPr>
-              <w:t xml:space="preserve"> Tentukan jenis interaksinya (mutualisme, komensalisme, parasitisme, predasi, atau kompetisi) dan berikan alasan berdasarkan dampak pada masing-masing organisme!</w:t>
+              <w:t xml:space="preserve"> Tentukan jenis </w:t>
+            </w:r>
+            <w:proofErr w:type="spellStart"/>
+            <w:r>
+              <w:rPr>
+                <w:sz w:val="24"/>
+                <w:szCs w:val="24"/>
+              </w:rPr>
+              <w:t>interaksinya</w:t>
+            </w:r>
+            <w:proofErr w:type="spellEnd"/>
+            <w:r>
+              <w:rPr>
+                <w:sz w:val="24"/>
+                <w:szCs w:val="24"/>
+              </w:rPr>
+              <w:t xml:space="preserve"> (mutualisme, komensalisme, parasitisme, predasi, atau kompetisi) dan berikan alasan berdasarkan dampak pada masing-masing organisme!</w:t>
             </w:r>
           </w:p>
         </w:tc>
@@ -6311,7 +6347,23 @@
                 <w:sz w:val="24"/>
                 <w:szCs w:val="24"/>
               </w:rPr>
-              <w:t>daun = predasi/herbivori (ulat diuntun</w:t>
+              <w:t>daun = predasi/</w:t>
+            </w:r>
+            <w:proofErr w:type="spellStart"/>
+            <w:r>
+              <w:rPr>
+                <w:sz w:val="24"/>
+                <w:szCs w:val="24"/>
+              </w:rPr>
+              <w:t>herbivori</w:t>
+            </w:r>
+            <w:proofErr w:type="spellEnd"/>
+            <w:r>
+              <w:rPr>
+                <w:sz w:val="24"/>
+                <w:szCs w:val="24"/>
+              </w:rPr>
+              <w:t xml:space="preserve"> (ulat diuntun</w:t>
             </w:r>
             <w:r>
               <w:rPr>
@@ -6426,12 +6478,6 @@
         </w:tc>
       </w:tr>
       <w:tr>
-        <w:tblPrEx>
-          <w:tblCellMar>
-            <w:top w:w="0" w:type="dxa"/>
-            <w:bottom w:w="0" w:type="dxa"/>
-          </w:tblCellMar>
-        </w:tblPrEx>
         <w:trPr>
           <w:cantSplit/>
         </w:trPr>
@@ -6591,23 +6637,48 @@
                 <w:sz w:val="24"/>
                 <w:szCs w:val="24"/>
               </w:rPr>
-              <w:t xml:space="preserve"> berkata: “Interaksi antarmakhluk hidup selalu menguntungkan kedua pihak.”</w:t>
-            </w:r>
-          </w:p>
-          <w:p>
-            <w:pPr>
-              <w:spacing w:line="276" w:lineRule="auto"/>
-              <w:rPr>
-                <w:sz w:val="24"/>
-                <w:szCs w:val="24"/>
-              </w:rPr>
-            </w:pPr>
-            <w:r>
-              <w:rPr>
-                <w:sz w:val="24"/>
-                <w:szCs w:val="24"/>
-              </w:rPr>
-              <w:t>Nilailah pernyataan tersebut menggunakan bukti dari pasangan organisme yang kalian temukan!</w:t>
+              <w:t xml:space="preserve"> berkata: “Interaksi </w:t>
+            </w:r>
+            <w:proofErr w:type="spellStart"/>
+            <w:r>
+              <w:rPr>
+                <w:sz w:val="24"/>
+                <w:szCs w:val="24"/>
+              </w:rPr>
+              <w:t>antarmakhluk</w:t>
+            </w:r>
+            <w:proofErr w:type="spellEnd"/>
+            <w:r>
+              <w:rPr>
+                <w:sz w:val="24"/>
+                <w:szCs w:val="24"/>
+              </w:rPr>
+              <w:t xml:space="preserve"> hidup selalu menguntungkan kedua pihak.”</w:t>
+            </w:r>
+          </w:p>
+          <w:p>
+            <w:pPr>
+              <w:spacing w:line="276" w:lineRule="auto"/>
+              <w:rPr>
+                <w:sz w:val="24"/>
+                <w:szCs w:val="24"/>
+              </w:rPr>
+            </w:pPr>
+            <w:proofErr w:type="spellStart"/>
+            <w:r>
+              <w:rPr>
+                <w:sz w:val="24"/>
+                <w:szCs w:val="24"/>
+              </w:rPr>
+              <w:t>Nilailah</w:t>
+            </w:r>
+            <w:proofErr w:type="spellEnd"/>
+            <w:r>
+              <w:rPr>
+                <w:sz w:val="24"/>
+                <w:szCs w:val="24"/>
+              </w:rPr>
+              <w:t xml:space="preserve"> pernyataan tersebut menggunakan bukti dari pasangan organisme yang kalian temukan!</w:t>
             </w:r>
           </w:p>
         </w:tc>
@@ -6639,8 +6710,16 @@
               <w:rPr>
                 <w:sz w:val="24"/>
                 <w:szCs w:val="24"/>
-              </w:rPr>
-              <w:t>Hasil menyesuaikan data dari murid. Contoh</w:t>
+                <w:lang w:val="pt-BR"/>
+              </w:rPr>
+              <w:t xml:space="preserve">Hasil menyesuaikan data dari murid. </w:t>
+            </w:r>
+            <w:r>
+              <w:rPr>
+                <w:sz w:val="24"/>
+                <w:szCs w:val="24"/>
+              </w:rPr>
+              <w:t>Contoh</w:t>
             </w:r>
             <w:r>
               <w:rPr>
@@ -6741,12 +6820,6 @@
         </w:tc>
       </w:tr>
       <w:tr>
-        <w:tblPrEx>
-          <w:tblCellMar>
-            <w:top w:w="0" w:type="dxa"/>
-            <w:bottom w:w="0" w:type="dxa"/>
-          </w:tblCellMar>
-        </w:tblPrEx>
         <w:trPr>
           <w:cantSplit/>
         </w:trPr>
@@ -6909,7 +6982,39 @@
                 <w:sz w:val="24"/>
                 <w:szCs w:val="24"/>
               </w:rPr>
-              <w:t>Jika salah satu organisme tiba-tiba hilang dari area, buat 2 dugaan perubahan yang terjadi pada organisme pasangannya atau organisme lain, dan jelaskan alasannya berdasarkan jenis interaksinya!</w:t>
+              <w:t xml:space="preserve">Jika salah satu organisme tiba-tiba hilang dari area, buat 2 dugaan perubahan yang terjadi pada organisme pasangannya atau organisme </w:t>
+            </w:r>
+            <w:proofErr w:type="spellStart"/>
+            <w:r>
+              <w:rPr>
+                <w:sz w:val="24"/>
+                <w:szCs w:val="24"/>
+              </w:rPr>
+              <w:t>lain</w:t>
+            </w:r>
+            <w:proofErr w:type="spellEnd"/>
+            <w:r>
+              <w:rPr>
+                <w:sz w:val="24"/>
+                <w:szCs w:val="24"/>
+              </w:rPr>
+              <w:t xml:space="preserve">, dan jelaskan alasannya berdasarkan jenis </w:t>
+            </w:r>
+            <w:proofErr w:type="spellStart"/>
+            <w:r>
+              <w:rPr>
+                <w:sz w:val="24"/>
+                <w:szCs w:val="24"/>
+              </w:rPr>
+              <w:t>interaksinya</w:t>
+            </w:r>
+            <w:proofErr w:type="spellEnd"/>
+            <w:r>
+              <w:rPr>
+                <w:sz w:val="24"/>
+                <w:szCs w:val="24"/>
+              </w:rPr>
+              <w:t>!</w:t>
             </w:r>
           </w:p>
         </w:tc>
@@ -7036,12 +7141,6 @@
         </w:tc>
       </w:tr>
       <w:tr>
-        <w:tblPrEx>
-          <w:tblCellMar>
-            <w:top w:w="0" w:type="dxa"/>
-            <w:bottom w:w="0" w:type="dxa"/>
-          </w:tblCellMar>
-        </w:tblPrEx>
         <w:trPr>
           <w:cantSplit/>
         </w:trPr>
@@ -7182,12 +7281,21 @@
                 <w:szCs w:val="24"/>
               </w:rPr>
             </w:pPr>
-            <w:r>
-              <w:rPr>
-                <w:sz w:val="24"/>
-                <w:szCs w:val="24"/>
-              </w:rPr>
-              <w:t>Peragakan secara singkat (maksimal 1 menit) salah satu interaksi yang kalian temuka</w:t>
+            <w:proofErr w:type="spellStart"/>
+            <w:r>
+              <w:rPr>
+                <w:sz w:val="24"/>
+                <w:szCs w:val="24"/>
+              </w:rPr>
+              <w:t>Peragakan</w:t>
+            </w:r>
+            <w:proofErr w:type="spellEnd"/>
+            <w:r>
+              <w:rPr>
+                <w:sz w:val="24"/>
+                <w:szCs w:val="24"/>
+              </w:rPr>
+              <w:t xml:space="preserve"> secara singkat (maksimal 1 menit) salah satu interaksi yang kalian temuka</w:t>
             </w:r>
             <w:r>
               <w:rPr>
@@ -7339,12 +7447,6 @@
         </w:tc>
       </w:tr>
       <w:tr>
-        <w:tblPrEx>
-          <w:tblCellMar>
-            <w:top w:w="0" w:type="dxa"/>
-            <w:bottom w:w="0" w:type="dxa"/>
-          </w:tblCellMar>
-        </w:tblPrEx>
         <w:trPr>
           <w:cantSplit/>
         </w:trPr>
@@ -7501,12 +7603,14 @@
               <w:rPr>
                 <w:sz w:val="24"/>
                 <w:szCs w:val="24"/>
-              </w:rPr>
-            </w:pPr>
-            <w:r>
-              <w:rPr>
-                <w:sz w:val="24"/>
-                <w:szCs w:val="24"/>
+                <w:lang w:val="pt-BR"/>
+              </w:rPr>
+            </w:pPr>
+            <w:r>
+              <w:rPr>
+                <w:sz w:val="24"/>
+                <w:szCs w:val="24"/>
+                <w:lang w:val="pt-BR"/>
               </w:rPr>
               <w:t>Periksa kembali jenis interaksi yang kalian tetapkan pada IA-02. Tandai bagian yang keliru, perbaiki, lalu jelaskan alasan perbaikan atau alasan mempertahankan jawaban!</w:t>
             </w:r>
@@ -7676,12 +7780,6 @@
         <w:gridCol w:w="1276"/>
       </w:tblGrid>
       <w:tr>
-        <w:tblPrEx>
-          <w:tblCellMar>
-            <w:top w:w="0" w:type="dxa"/>
-            <w:bottom w:w="0" w:type="dxa"/>
-          </w:tblCellMar>
-        </w:tblPrEx>
         <w:trPr>
           <w:cantSplit/>
           <w:tblHeader/>
@@ -7954,12 +8052,6 @@
         </w:tc>
       </w:tr>
       <w:tr>
-        <w:tblPrEx>
-          <w:tblCellMar>
-            <w:top w:w="0" w:type="dxa"/>
-            <w:bottom w:w="0" w:type="dxa"/>
-          </w:tblCellMar>
-        </w:tblPrEx>
         <w:trPr>
           <w:cantSplit/>
         </w:trPr>
@@ -8119,7 +8211,23 @@
                 <w:sz w:val="24"/>
                 <w:szCs w:val="24"/>
               </w:rPr>
-              <w:t xml:space="preserve">an makan-memakan antarorganisme. </w:t>
+              <w:t xml:space="preserve">an makan-memakan </w:t>
+            </w:r>
+            <w:proofErr w:type="spellStart"/>
+            <w:r>
+              <w:rPr>
+                <w:sz w:val="24"/>
+                <w:szCs w:val="24"/>
+              </w:rPr>
+              <w:t>antarorganisme</w:t>
+            </w:r>
+            <w:proofErr w:type="spellEnd"/>
+            <w:r>
+              <w:rPr>
+                <w:sz w:val="24"/>
+                <w:szCs w:val="24"/>
+              </w:rPr>
+              <w:t xml:space="preserve">. </w:t>
             </w:r>
             <w:r>
               <w:rPr>
@@ -8142,7 +8250,23 @@
                 <w:sz w:val="24"/>
                 <w:szCs w:val="24"/>
               </w:rPr>
-              <w:t xml:space="preserve">Jika kelompokmu tidak menemukan </w:t>
+              <w:t xml:space="preserve">Jika </w:t>
+            </w:r>
+            <w:proofErr w:type="spellStart"/>
+            <w:r>
+              <w:rPr>
+                <w:sz w:val="24"/>
+                <w:szCs w:val="24"/>
+              </w:rPr>
+              <w:t>kelompokmu</w:t>
+            </w:r>
+            <w:proofErr w:type="spellEnd"/>
+            <w:r>
+              <w:rPr>
+                <w:sz w:val="24"/>
+                <w:szCs w:val="24"/>
+              </w:rPr>
+              <w:t xml:space="preserve"> tidak menemukan </w:t>
             </w:r>
             <w:r>
               <w:rPr>
@@ -8284,12 +8408,6 @@
         </w:tc>
       </w:tr>
       <w:tr>
-        <w:tblPrEx>
-          <w:tblCellMar>
-            <w:top w:w="0" w:type="dxa"/>
-            <w:bottom w:w="0" w:type="dxa"/>
-          </w:tblCellMar>
-        </w:tblPrEx>
         <w:trPr>
           <w:cantSplit/>
         </w:trPr>
@@ -8459,7 +8577,39 @@
                 <w:sz w:val="24"/>
                 <w:szCs w:val="24"/>
               </w:rPr>
-              <w:t>Susun rantai makanan (minimal 3 tingkat) dengan tanda panah, dan tentukan tingkat trofik tiap organisme. Jika datamu memuat lebih dari satu rantai, hubungkan menjadi jaring makanan sederhana!</w:t>
+              <w:t xml:space="preserve">Susun rantai makanan (minimal 3 tingkat) dengan tanda panah, dan tentukan tingkat </w:t>
+            </w:r>
+            <w:proofErr w:type="spellStart"/>
+            <w:r>
+              <w:rPr>
+                <w:sz w:val="24"/>
+                <w:szCs w:val="24"/>
+              </w:rPr>
+              <w:t>trofik</w:t>
+            </w:r>
+            <w:proofErr w:type="spellEnd"/>
+            <w:r>
+              <w:rPr>
+                <w:sz w:val="24"/>
+                <w:szCs w:val="24"/>
+              </w:rPr>
+              <w:t xml:space="preserve"> tiap organisme. Jika </w:t>
+            </w:r>
+            <w:proofErr w:type="spellStart"/>
+            <w:r>
+              <w:rPr>
+                <w:sz w:val="24"/>
+                <w:szCs w:val="24"/>
+              </w:rPr>
+              <w:t>datamu</w:t>
+            </w:r>
+            <w:proofErr w:type="spellEnd"/>
+            <w:r>
+              <w:rPr>
+                <w:sz w:val="24"/>
+                <w:szCs w:val="24"/>
+              </w:rPr>
+              <w:t xml:space="preserve"> memuat lebih dari satu rantai, hubungkan menjadi jaring makanan sederhana!</w:t>
             </w:r>
           </w:p>
         </w:tc>
@@ -8586,12 +8736,6 @@
         </w:tc>
       </w:tr>
       <w:tr>
-        <w:tblPrEx>
-          <w:tblCellMar>
-            <w:top w:w="0" w:type="dxa"/>
-            <w:bottom w:w="0" w:type="dxa"/>
-          </w:tblCellMar>
-        </w:tblPrEx>
         <w:trPr>
           <w:cantSplit/>
         </w:trPr>
@@ -8762,19 +8906,44 @@
                 <w:szCs w:val="24"/>
               </w:rPr>
             </w:pPr>
-            <w:r>
-              <w:rPr>
-                <w:sz w:val="24"/>
-                <w:szCs w:val="24"/>
-              </w:rPr>
-              <w:t>Nilailah pernyataan tersebut! Gunakan bukti</w:t>
-            </w:r>
-            <w:r>
-              <w:rPr>
-                <w:sz w:val="24"/>
-                <w:szCs w:val="24"/>
-              </w:rPr>
-              <w:t xml:space="preserve"> dari rantai makanan kelompokmu!</w:t>
+            <w:proofErr w:type="spellStart"/>
+            <w:r>
+              <w:rPr>
+                <w:sz w:val="24"/>
+                <w:szCs w:val="24"/>
+              </w:rPr>
+              <w:t>Nilailah</w:t>
+            </w:r>
+            <w:proofErr w:type="spellEnd"/>
+            <w:r>
+              <w:rPr>
+                <w:sz w:val="24"/>
+                <w:szCs w:val="24"/>
+              </w:rPr>
+              <w:t xml:space="preserve"> pernyataan tersebut! Gunakan bukti</w:t>
+            </w:r>
+            <w:r>
+              <w:rPr>
+                <w:sz w:val="24"/>
+                <w:szCs w:val="24"/>
+              </w:rPr>
+              <w:t xml:space="preserve"> dari rantai makanan </w:t>
+            </w:r>
+            <w:proofErr w:type="spellStart"/>
+            <w:r>
+              <w:rPr>
+                <w:sz w:val="24"/>
+                <w:szCs w:val="24"/>
+              </w:rPr>
+              <w:t>kelompokmu</w:t>
+            </w:r>
+            <w:proofErr w:type="spellEnd"/>
+            <w:r>
+              <w:rPr>
+                <w:sz w:val="24"/>
+                <w:szCs w:val="24"/>
+              </w:rPr>
+              <w:t>!</w:t>
             </w:r>
           </w:p>
         </w:tc>
@@ -8894,12 +9063,6 @@
         </w:tc>
       </w:tr>
       <w:tr>
-        <w:tblPrEx>
-          <w:tblCellMar>
-            <w:top w:w="0" w:type="dxa"/>
-            <w:bottom w:w="0" w:type="dxa"/>
-          </w:tblCellMar>
-        </w:tblPrEx>
         <w:trPr>
           <w:cantSplit/>
         </w:trPr>
@@ -9111,7 +9274,7 @@
                 <w:sz w:val="24"/>
                 <w:szCs w:val="24"/>
               </w:rPr>
-              <w:t>odusen dan konsumen tingkat II</w:t>
+              <w:t xml:space="preserve">odusen dan konsumen tingkat </w:t>
             </w:r>
             <w:proofErr w:type="gramStart"/>
             <w:r>
@@ -9119,7 +9282,7 @@
                 <w:sz w:val="24"/>
                 <w:szCs w:val="24"/>
               </w:rPr>
-              <w:t>,!</w:t>
+              <w:t>II,!</w:t>
             </w:r>
             <w:proofErr w:type="gramEnd"/>
             <w:r>
@@ -9247,12 +9410,6 @@
         </w:tc>
       </w:tr>
       <w:tr>
-        <w:tblPrEx>
-          <w:tblCellMar>
-            <w:top w:w="0" w:type="dxa"/>
-            <w:bottom w:w="0" w:type="dxa"/>
-          </w:tblCellMar>
-        </w:tblPrEx>
         <w:trPr>
           <w:cantSplit/>
         </w:trPr>
@@ -9391,12 +9548,14 @@
               <w:rPr>
                 <w:sz w:val="24"/>
                 <w:szCs w:val="24"/>
-              </w:rPr>
-            </w:pPr>
-            <w:r>
-              <w:rPr>
-                <w:sz w:val="24"/>
-                <w:szCs w:val="24"/>
+                <w:lang w:val="pt-BR"/>
+              </w:rPr>
+            </w:pPr>
+            <w:r>
+              <w:rPr>
+                <w:sz w:val="24"/>
+                <w:szCs w:val="24"/>
+                <w:lang w:val="pt-BR"/>
               </w:rPr>
               <w:t>Peragakan aliran energi pada rantai makananmu memakai sketsa dan tanda panah.</w:t>
             </w:r>
@@ -9407,12 +9566,14 @@
               <w:rPr>
                 <w:sz w:val="24"/>
                 <w:szCs w:val="24"/>
-              </w:rPr>
-            </w:pPr>
-            <w:r>
-              <w:rPr>
-                <w:sz w:val="24"/>
-                <w:szCs w:val="24"/>
+                <w:lang w:val="pt-BR"/>
+              </w:rPr>
+            </w:pPr>
+            <w:r>
+              <w:rPr>
+                <w:sz w:val="24"/>
+                <w:szCs w:val="24"/>
+                <w:lang w:val="pt-BR"/>
               </w:rPr>
               <w:t xml:space="preserve">Presentasikan </w:t>
             </w:r>
@@ -9420,6 +9581,7 @@
               <w:rPr>
                 <w:sz w:val="24"/>
                 <w:szCs w:val="24"/>
+                <w:lang w:val="pt-BR"/>
               </w:rPr>
               <w:t>minimal</w:t>
             </w:r>
@@ -9427,6 +9589,7 @@
               <w:rPr>
                 <w:sz w:val="24"/>
                 <w:szCs w:val="24"/>
+                <w:lang w:val="pt-BR"/>
               </w:rPr>
               <w:t xml:space="preserve"> 1 menit: bagaimana energi berpindah dari matahari sampai konsumen puncak, dan mengapa jumlah organisme di tingkat atas lebih sedikit!</w:t>
             </w:r>
@@ -9541,12 +9704,6 @@
         </w:tc>
       </w:tr>
       <w:tr>
-        <w:tblPrEx>
-          <w:tblCellMar>
-            <w:top w:w="0" w:type="dxa"/>
-            <w:bottom w:w="0" w:type="dxa"/>
-          </w:tblCellMar>
-        </w:tblPrEx>
         <w:trPr>
           <w:cantSplit/>
         </w:trPr>
@@ -9999,12 +10156,6 @@
         <w:gridCol w:w="1418"/>
       </w:tblGrid>
       <w:tr>
-        <w:tblPrEx>
-          <w:tblCellMar>
-            <w:top w:w="0" w:type="dxa"/>
-            <w:bottom w:w="0" w:type="dxa"/>
-          </w:tblCellMar>
-        </w:tblPrEx>
         <w:trPr>
           <w:cantSplit/>
           <w:tblHeader/>
@@ -10277,12 +10428,6 @@
         </w:tc>
       </w:tr>
       <w:tr>
-        <w:tblPrEx>
-          <w:tblCellMar>
-            <w:top w:w="0" w:type="dxa"/>
-            <w:bottom w:w="0" w:type="dxa"/>
-          </w:tblCellMar>
-        </w:tblPrEx>
         <w:trPr>
           <w:cantSplit/>
         </w:trPr>
@@ -10429,7 +10574,25 @@
                 <w:szCs w:val="24"/>
                 <w:highlight w:val="cyan"/>
               </w:rPr>
-              <w:t>Scan QR paket kelompokmu untuk mengamati dua ekosistem.</w:t>
+              <w:t xml:space="preserve">Scan QR paket </w:t>
+            </w:r>
+            <w:proofErr w:type="spellStart"/>
+            <w:r>
+              <w:rPr>
+                <w:sz w:val="24"/>
+                <w:szCs w:val="24"/>
+                <w:highlight w:val="cyan"/>
+              </w:rPr>
+              <w:t>kelompokmu</w:t>
+            </w:r>
+            <w:proofErr w:type="spellEnd"/>
+            <w:r>
+              <w:rPr>
+                <w:sz w:val="24"/>
+                <w:szCs w:val="24"/>
+                <w:highlight w:val="cyan"/>
+              </w:rPr>
+              <w:t xml:space="preserve"> untuk mengamati dua ekosistem.</w:t>
             </w:r>
           </w:p>
           <w:p>
@@ -10515,7 +10678,7 @@
                 <w:sz w:val="24"/>
                 <w:szCs w:val="24"/>
               </w:rPr>
-              <w:t xml:space="preserve">: hutan hujan tropis (ekosistem darat alami): curah hujan tinggi, suhu hangat dan relatif stabil, tumbuhan lebat berlapis, </w:t>
+              <w:t xml:space="preserve">: hutan hujan tropis (ekosistem darat alami): curah hujan tinggi, suhu hangat dan relatif stabil, tumbuhan lebat berlapis, banyak spesies. Gurun (ekosistem darat alami): curah hujan sangat rendah, siang sangat panas dan malam dingin, tumbuhan jarang seperti kaktus, hewan banyak aktif di malam </w:t>
             </w:r>
             <w:proofErr w:type="gramStart"/>
             <w:r>
@@ -10523,25 +10686,9 @@
                 <w:sz w:val="24"/>
                 <w:szCs w:val="24"/>
               </w:rPr>
-              <w:t>banyak</w:t>
+              <w:t>hari..</w:t>
             </w:r>
             <w:proofErr w:type="gramEnd"/>
-            <w:r>
-              <w:rPr>
-                <w:sz w:val="24"/>
-                <w:szCs w:val="24"/>
-              </w:rPr>
-              <w:t xml:space="preserve"> spesies. Gurun (ekosistem darat alami): curah hujan sangat rendah, siang sangat panas dan malam dingin, tumbuhan jarang seperti kaktus, hewan banyak aktif di malam hari</w:t>
-            </w:r>
-            <w:proofErr w:type="gramStart"/>
-            <w:r>
-              <w:rPr>
-                <w:sz w:val="24"/>
-                <w:szCs w:val="24"/>
-              </w:rPr>
-              <w:t>..</w:t>
-            </w:r>
-            <w:proofErr w:type="gramEnd"/>
           </w:p>
         </w:tc>
         <w:tc>
@@ -10600,12 +10747,14 @@
               <w:rPr>
                 <w:sz w:val="24"/>
                 <w:szCs w:val="24"/>
-              </w:rPr>
-            </w:pPr>
-            <w:r>
-              <w:rPr>
-                <w:sz w:val="24"/>
-                <w:szCs w:val="24"/>
+                <w:lang w:val="pt-BR"/>
+              </w:rPr>
+            </w:pPr>
+            <w:r>
+              <w:rPr>
+                <w:sz w:val="24"/>
+                <w:szCs w:val="24"/>
+                <w:lang w:val="pt-BR"/>
               </w:rPr>
               <w:t xml:space="preserve">Foto/video singkat </w:t>
             </w:r>
@@ -10613,6 +10762,7 @@
               <w:rPr>
                 <w:sz w:val="24"/>
                 <w:szCs w:val="24"/>
+                <w:lang w:val="pt-BR"/>
               </w:rPr>
               <w:t xml:space="preserve">dan data ciri dua ekosistem sesuai kelompok </w:t>
             </w:r>
@@ -10620,12 +10770,6 @@
         </w:tc>
       </w:tr>
       <w:tr>
-        <w:tblPrEx>
-          <w:tblCellMar>
-            <w:top w:w="0" w:type="dxa"/>
-            <w:bottom w:w="0" w:type="dxa"/>
-          </w:tblCellMar>
-        </w:tblPrEx>
         <w:trPr>
           <w:cantSplit/>
         </w:trPr>
@@ -10943,12 +11087,6 @@
         </w:tc>
       </w:tr>
       <w:tr>
-        <w:tblPrEx>
-          <w:tblCellMar>
-            <w:top w:w="0" w:type="dxa"/>
-            <w:bottom w:w="0" w:type="dxa"/>
-          </w:tblCellMar>
-        </w:tblPrEx>
         <w:trPr>
           <w:cantSplit/>
         </w:trPr>
@@ -11115,12 +11253,37 @@
                 <w:szCs w:val="24"/>
               </w:rPr>
             </w:pPr>
-            <w:r>
-              <w:rPr>
-                <w:sz w:val="24"/>
-                <w:szCs w:val="24"/>
-              </w:rPr>
-              <w:t>Nilailah pernyataan tersebut menggunakan bukti dari dua ekosistem kelompokmu!</w:t>
+            <w:proofErr w:type="spellStart"/>
+            <w:r>
+              <w:rPr>
+                <w:sz w:val="24"/>
+                <w:szCs w:val="24"/>
+              </w:rPr>
+              <w:t>Nilailah</w:t>
+            </w:r>
+            <w:proofErr w:type="spellEnd"/>
+            <w:r>
+              <w:rPr>
+                <w:sz w:val="24"/>
+                <w:szCs w:val="24"/>
+              </w:rPr>
+              <w:t xml:space="preserve"> pernyataan tersebut menggunakan bukti dari dua ekosistem </w:t>
+            </w:r>
+            <w:proofErr w:type="spellStart"/>
+            <w:r>
+              <w:rPr>
+                <w:sz w:val="24"/>
+                <w:szCs w:val="24"/>
+              </w:rPr>
+              <w:t>kelompokmu</w:t>
+            </w:r>
+            <w:proofErr w:type="spellEnd"/>
+            <w:r>
+              <w:rPr>
+                <w:sz w:val="24"/>
+                <w:szCs w:val="24"/>
+              </w:rPr>
+              <w:t>!</w:t>
             </w:r>
           </w:p>
         </w:tc>
@@ -11181,7 +11344,23 @@
                 <w:sz w:val="24"/>
                 <w:szCs w:val="24"/>
               </w:rPr>
-              <w:t xml:space="preserve"> tidak tepat. Hutan hujan tropis dan gurun sama-sama ekosistem darat, tetapi curah hujan, suhu, vegetasi, dan organismenya sangat berbeda. Ekosistem sejenis pun dapat berbeda karena faktor abiotiknya berbeda.</w:t>
+              <w:t xml:space="preserve"> tidak tepat. Hutan hujan tropis dan gurun sama-sama ekosistem darat, tetapi curah hujan, suhu, vegetasi, dan organismenya sangat berbeda. Ekosistem sejenis pun dapat berbeda karena faktor </w:t>
+            </w:r>
+            <w:proofErr w:type="spellStart"/>
+            <w:r>
+              <w:rPr>
+                <w:sz w:val="24"/>
+                <w:szCs w:val="24"/>
+              </w:rPr>
+              <w:t>abiotiknya</w:t>
+            </w:r>
+            <w:proofErr w:type="spellEnd"/>
+            <w:r>
+              <w:rPr>
+                <w:sz w:val="24"/>
+                <w:szCs w:val="24"/>
+              </w:rPr>
+              <w:t xml:space="preserve"> berbeda.</w:t>
             </w:r>
           </w:p>
         </w:tc>
@@ -11254,12 +11433,6 @@
         </w:tc>
       </w:tr>
       <w:tr>
-        <w:tblPrEx>
-          <w:tblCellMar>
-            <w:top w:w="0" w:type="dxa"/>
-            <w:bottom w:w="0" w:type="dxa"/>
-          </w:tblCellMar>
-        </w:tblPrEx>
         <w:trPr>
           <w:cantSplit/>
         </w:trPr>
@@ -11404,7 +11577,39 @@
                 <w:sz w:val="24"/>
                 <w:szCs w:val="24"/>
               </w:rPr>
-              <w:t>salah satu ekosistem kelompokmu terdapat gangguan pada komponen abiotiknya!</w:t>
+              <w:t xml:space="preserve">salah satu ekosistem </w:t>
+            </w:r>
+            <w:proofErr w:type="spellStart"/>
+            <w:r>
+              <w:rPr>
+                <w:sz w:val="24"/>
+                <w:szCs w:val="24"/>
+              </w:rPr>
+              <w:t>kelompokmu</w:t>
+            </w:r>
+            <w:proofErr w:type="spellEnd"/>
+            <w:r>
+              <w:rPr>
+                <w:sz w:val="24"/>
+                <w:szCs w:val="24"/>
+              </w:rPr>
+              <w:t xml:space="preserve"> terdapat gangguan pada komponen </w:t>
+            </w:r>
+            <w:proofErr w:type="spellStart"/>
+            <w:r>
+              <w:rPr>
+                <w:sz w:val="24"/>
+                <w:szCs w:val="24"/>
+              </w:rPr>
+              <w:t>abiotiknya</w:t>
+            </w:r>
+            <w:proofErr w:type="spellEnd"/>
+            <w:r>
+              <w:rPr>
+                <w:sz w:val="24"/>
+                <w:szCs w:val="24"/>
+              </w:rPr>
+              <w:t>!</w:t>
             </w:r>
           </w:p>
           <w:p>
@@ -11453,7 +11658,23 @@
                 <w:sz w:val="24"/>
                 <w:szCs w:val="24"/>
               </w:rPr>
-              <w:t>Hasil menyesuaikanjawaban tiap murid. Contoh:</w:t>
+              <w:t xml:space="preserve">Hasil </w:t>
+            </w:r>
+            <w:proofErr w:type="spellStart"/>
+            <w:r>
+              <w:rPr>
+                <w:sz w:val="24"/>
+                <w:szCs w:val="24"/>
+              </w:rPr>
+              <w:t>menyesuaikanjawaban</w:t>
+            </w:r>
+            <w:proofErr w:type="spellEnd"/>
+            <w:r>
+              <w:rPr>
+                <w:sz w:val="24"/>
+                <w:szCs w:val="24"/>
+              </w:rPr>
+              <w:t xml:space="preserve"> tiap murid. Contoh:</w:t>
             </w:r>
             <w:r>
               <w:rPr>
@@ -11533,12 +11754,6 @@
         </w:tc>
       </w:tr>
       <w:tr>
-        <w:tblPrEx>
-          <w:tblCellMar>
-            <w:top w:w="0" w:type="dxa"/>
-            <w:bottom w:w="0" w:type="dxa"/>
-          </w:tblCellMar>
-        </w:tblPrEx>
         <w:trPr>
           <w:cantSplit/>
         </w:trPr>
@@ -11679,12 +11894,21 @@
                 <w:szCs w:val="24"/>
               </w:rPr>
             </w:pPr>
-            <w:r>
-              <w:rPr>
-                <w:sz w:val="24"/>
-                <w:szCs w:val="24"/>
-              </w:rPr>
-              <w:t xml:space="preserve">Presentasikan </w:t>
+            <w:proofErr w:type="spellStart"/>
+            <w:r>
+              <w:rPr>
+                <w:sz w:val="24"/>
+                <w:szCs w:val="24"/>
+              </w:rPr>
+              <w:t>Presentasikan</w:t>
+            </w:r>
+            <w:proofErr w:type="spellEnd"/>
+            <w:r>
+              <w:rPr>
+                <w:sz w:val="24"/>
+                <w:szCs w:val="24"/>
+              </w:rPr>
+              <w:t xml:space="preserve"> </w:t>
             </w:r>
             <w:r>
               <w:rPr>
@@ -11698,7 +11922,23 @@
                 <w:sz w:val="24"/>
                 <w:szCs w:val="24"/>
               </w:rPr>
-              <w:t xml:space="preserve"> 1 menit: ciri ekosistem tersebut, contoh organisme beserta adaptasinya, dan hubungannya dengan kondisi lingkungan!</w:t>
+              <w:t xml:space="preserve"> 1 menit: ciri ekosistem tersebut, contoh organisme beserta </w:t>
+            </w:r>
+            <w:proofErr w:type="spellStart"/>
+            <w:r>
+              <w:rPr>
+                <w:sz w:val="24"/>
+                <w:szCs w:val="24"/>
+              </w:rPr>
+              <w:t>adaptasinya</w:t>
+            </w:r>
+            <w:proofErr w:type="spellEnd"/>
+            <w:r>
+              <w:rPr>
+                <w:sz w:val="24"/>
+                <w:szCs w:val="24"/>
+              </w:rPr>
+              <w:t>, dan hubungannya dengan kondisi lingkungan!</w:t>
             </w:r>
           </w:p>
         </w:tc>
@@ -11738,7 +11978,23 @@
                 <w:sz w:val="24"/>
                 <w:szCs w:val="24"/>
               </w:rPr>
-              <w:t>sketsa berlabel komponen abiotik dan biotik, disertai penjelasan runtut: ciri lingkungan → organisme dan adaptasinya → kesimpulan mengapa organisme tersebut dapat hidup di ekosistem itu.</w:t>
+              <w:t xml:space="preserve">sketsa berlabel komponen abiotik dan biotik, disertai penjelasan runtut: ciri lingkungan → organisme dan </w:t>
+            </w:r>
+            <w:proofErr w:type="spellStart"/>
+            <w:r>
+              <w:rPr>
+                <w:sz w:val="24"/>
+                <w:szCs w:val="24"/>
+              </w:rPr>
+              <w:t>adaptasinya</w:t>
+            </w:r>
+            <w:proofErr w:type="spellEnd"/>
+            <w:r>
+              <w:rPr>
+                <w:sz w:val="24"/>
+                <w:szCs w:val="24"/>
+              </w:rPr>
+              <w:t xml:space="preserve"> → kesimpulan mengapa organisme tersebut dapat hidup di ekosistem itu.</w:t>
             </w:r>
           </w:p>
         </w:tc>
@@ -11811,12 +12067,6 @@
         </w:tc>
       </w:tr>
       <w:tr>
-        <w:tblPrEx>
-          <w:tblCellMar>
-            <w:top w:w="0" w:type="dxa"/>
-            <w:bottom w:w="0" w:type="dxa"/>
-          </w:tblCellMar>
-        </w:tblPrEx>
         <w:trPr>
           <w:cantSplit/>
         </w:trPr>
@@ -11972,8 +12222,18 @@
                 <w:szCs w:val="24"/>
                 <w:highlight w:val="cyan"/>
               </w:rPr>
-              <w:t>ri kedua ekosistem pada paketmu</w:t>
-            </w:r>
+              <w:t xml:space="preserve">ri kedua ekosistem pada </w:t>
+            </w:r>
+            <w:proofErr w:type="spellStart"/>
+            <w:r>
+              <w:rPr>
+                <w:sz w:val="24"/>
+                <w:szCs w:val="24"/>
+                <w:highlight w:val="cyan"/>
+              </w:rPr>
+              <w:t>paketmu</w:t>
+            </w:r>
+            <w:proofErr w:type="spellEnd"/>
             <w:r>
               <w:rPr>
                 <w:sz w:val="24"/>
@@ -12186,12 +12446,6 @@
         <w:gridCol w:w="11907"/>
       </w:tblGrid>
       <w:tr>
-        <w:tblPrEx>
-          <w:tblCellMar>
-            <w:top w:w="0" w:type="dxa"/>
-            <w:bottom w:w="0" w:type="dxa"/>
-          </w:tblCellMar>
-        </w:tblPrEx>
         <w:trPr>
           <w:cantSplit/>
           <w:tblHeader/>
@@ -12274,12 +12528,6 @@
         </w:tc>
       </w:tr>
       <w:tr>
-        <w:tblPrEx>
-          <w:tblCellMar>
-            <w:top w:w="0" w:type="dxa"/>
-            <w:bottom w:w="0" w:type="dxa"/>
-          </w:tblCellMar>
-        </w:tblPrEx>
         <w:trPr>
           <w:cantSplit/>
         </w:trPr>
@@ -12354,12 +12602,6 @@
         </w:tc>
       </w:tr>
       <w:tr>
-        <w:tblPrEx>
-          <w:tblCellMar>
-            <w:top w:w="0" w:type="dxa"/>
-            <w:bottom w:w="0" w:type="dxa"/>
-          </w:tblCellMar>
-        </w:tblPrEx>
         <w:trPr>
           <w:cantSplit/>
         </w:trPr>
@@ -12434,12 +12676,6 @@
         </w:tc>
       </w:tr>
       <w:tr>
-        <w:tblPrEx>
-          <w:tblCellMar>
-            <w:top w:w="0" w:type="dxa"/>
-            <w:bottom w:w="0" w:type="dxa"/>
-          </w:tblCellMar>
-        </w:tblPrEx>
         <w:trPr>
           <w:cantSplit/>
         </w:trPr>
@@ -12514,12 +12750,6 @@
         </w:tc>
       </w:tr>
       <w:tr>
-        <w:tblPrEx>
-          <w:tblCellMar>
-            <w:top w:w="0" w:type="dxa"/>
-            <w:bottom w:w="0" w:type="dxa"/>
-          </w:tblCellMar>
-        </w:tblPrEx>
         <w:trPr>
           <w:cantSplit/>
         </w:trPr>
@@ -12613,6 +12843,7 @@
         <w:rPr>
           <w:sz w:val="24"/>
           <w:szCs w:val="24"/>
+          <w:lang w:val="pt-BR"/>
         </w:rPr>
       </w:pPr>
       <w:r>
@@ -12621,6 +12852,7 @@
           <w:bCs/>
           <w:sz w:val="24"/>
           <w:szCs w:val="24"/>
+          <w:lang w:val="pt-BR"/>
         </w:rPr>
         <w:t>I. Rekapitulasi Sebaran Aktivitas (4 Sub-materi)</w:t>
       </w:r>
@@ -12650,12 +12882,6 @@
         <w:gridCol w:w="2552"/>
       </w:tblGrid>
       <w:tr>
-        <w:tblPrEx>
-          <w:tblCellMar>
-            <w:top w:w="0" w:type="dxa"/>
-            <w:bottom w:w="0" w:type="dxa"/>
-          </w:tblCellMar>
-        </w:tblPrEx>
         <w:trPr>
           <w:cantSplit/>
           <w:tblHeader/>
@@ -12852,12 +13078,6 @@
         </w:tc>
       </w:tr>
       <w:tr>
-        <w:tblPrEx>
-          <w:tblCellMar>
-            <w:top w:w="0" w:type="dxa"/>
-            <w:bottom w:w="0" w:type="dxa"/>
-          </w:tblCellMar>
-        </w:tblPrEx>
         <w:trPr>
           <w:cantSplit/>
         </w:trPr>
@@ -13032,12 +13252,6 @@
         </w:tc>
       </w:tr>
       <w:tr>
-        <w:tblPrEx>
-          <w:tblCellMar>
-            <w:top w:w="0" w:type="dxa"/>
-            <w:bottom w:w="0" w:type="dxa"/>
-          </w:tblCellMar>
-        </w:tblPrEx>
         <w:trPr>
           <w:cantSplit/>
         </w:trPr>
@@ -13212,12 +13426,6 @@
         </w:tc>
       </w:tr>
       <w:tr>
-        <w:tblPrEx>
-          <w:tblCellMar>
-            <w:top w:w="0" w:type="dxa"/>
-            <w:bottom w:w="0" w:type="dxa"/>
-          </w:tblCellMar>
-        </w:tblPrEx>
         <w:trPr>
           <w:cantSplit/>
         </w:trPr>
@@ -13393,12 +13601,6 @@
         </w:tc>
       </w:tr>
       <w:tr>
-        <w:tblPrEx>
-          <w:tblCellMar>
-            <w:top w:w="0" w:type="dxa"/>
-            <w:bottom w:w="0" w:type="dxa"/>
-          </w:tblCellMar>
-        </w:tblPrEx>
         <w:trPr>
           <w:cantSplit/>
         </w:trPr>
@@ -13573,12 +13775,6 @@
         </w:tc>
       </w:tr>
       <w:tr>
-        <w:tblPrEx>
-          <w:tblCellMar>
-            <w:top w:w="0" w:type="dxa"/>
-            <w:bottom w:w="0" w:type="dxa"/>
-          </w:tblCellMar>
-        </w:tblPrEx>
         <w:trPr>
           <w:cantSplit/>
         </w:trPr>
@@ -13753,12 +13949,6 @@
         </w:tc>
       </w:tr>
       <w:tr>
-        <w:tblPrEx>
-          <w:tblCellMar>
-            <w:top w:w="0" w:type="dxa"/>
-            <w:bottom w:w="0" w:type="dxa"/>
-          </w:tblCellMar>
-        </w:tblPrEx>
         <w:trPr>
           <w:cantSplit/>
         </w:trPr>
@@ -13933,12 +14123,6 @@
         </w:tc>
       </w:tr>
       <w:tr>
-        <w:tblPrEx>
-          <w:tblCellMar>
-            <w:top w:w="0" w:type="dxa"/>
-            <w:bottom w:w="0" w:type="dxa"/>
-          </w:tblCellMar>
-        </w:tblPrEx>
         <w:trPr>
           <w:cantSplit/>
         </w:trPr>
@@ -14134,7 +14318,7 @@
 </file>
 
 <file path=word/numbering.xml><?xml version="1.0" encoding="utf-8"?>
-<w:numbering xmlns:wpc="http://schemas.microsoft.com/office/word/2010/wordprocessingCanvas" xmlns:mc="http://schemas.openxmlformats.org/markup-compatibility/2006" xmlns:o="urn:schemas-microsoft-com:office:office" xmlns:r="http://schemas.openxmlformats.org/officeDocument/2006/relationships" xmlns:m="http://schemas.openxmlformats.org/officeDocument/2006/math" xmlns:v="urn:schemas-microsoft-com:vml" xmlns:wp14="http://schemas.microsoft.com/office/word/2010/wordprocessingDrawing" xmlns:wp="http://schemas.openxmlformats.org/drawingml/2006/wordprocessingDrawing" xmlns:w10="urn:schemas-microsoft-com:office:word" xmlns:w="http://schemas.openxmlformats.org/wordprocessingml/2006/main" xmlns:w14="http://schemas.microsoft.com/office/word/2010/wordml" xmlns:w15="http://schemas.microsoft.com/office/word/2012/wordml" xmlns:wpg="http://schemas.microsoft.com/office/word/2010/wordprocessingGroup" xmlns:wpi="http://schemas.microsoft.com/office/word/2010/wordprocessingInk" xmlns:wne="http://schemas.microsoft.com/office/word/2006/wordml" xmlns:wps="http://schemas.microsoft.com/office/word/2010/wordprocessingShape" mc:Ignorable="w14 w15 wp14">
+<w:numbering xmlns:wpc="http://schemas.microsoft.com/office/word/2010/wordprocessingCanvas" xmlns:cx="http://schemas.microsoft.com/office/drawing/2014/chartex" xmlns:cx1="http://schemas.microsoft.com/office/drawing/2015/9/8/chartex" xmlns:cx2="http://schemas.microsoft.com/office/drawing/2015/10/21/chartex" xmlns:cx3="http://schemas.microsoft.com/office/drawing/2016/5/9/chartex" xmlns:cx4="http://schemas.microsoft.com/office/drawing/2016/5/10/chartex" xmlns:cx5="http://schemas.microsoft.com/office/drawing/2016/5/11/chartex" xmlns:cx6="http://schemas.microsoft.com/office/drawing/2016/5/12/chartex" xmlns:cx7="http://schemas.microsoft.com/office/drawing/2016/5/13/chartex" xmlns:cx8="http://schemas.microsoft.com/office/drawing/2016/5/14/chartex" xmlns:mc="http://schemas.openxmlformats.org/markup-compatibility/2006" xmlns:aink="http://schemas.microsoft.com/office/drawing/2016/ink" xmlns:am3d="http://schemas.microsoft.com/office/drawing/2017/model3d" xmlns:o="urn:schemas-microsoft-com:office:office" xmlns:oel="http://schemas.microsoft.com/office/2019/extlst" xmlns:r="http://schemas.openxmlformats.org/officeDocument/2006/relationships" xmlns:m="http://schemas.openxmlformats.org/officeDocument/2006/math" xmlns:v="urn:schemas-microsoft-com:vml" xmlns:wp14="http://schemas.microsoft.com/office/word/2010/wordprocessingDrawing" xmlns:wp="http://schemas.openxmlformats.org/drawingml/2006/wordprocessingDrawing" xmlns:w10="urn:schemas-microsoft-com:office:word" xmlns:w="http://schemas.openxmlformats.org/wordprocessingml/2006/main" xmlns:w14="http://schemas.microsoft.com/office/word/2010/wordml" xmlns:w15="http://schemas.microsoft.com/office/word/2012/wordml" xmlns:w16cex="http://schemas.microsoft.com/office/word/2018/wordml/cex" xmlns:w16cid="http://schemas.microsoft.com/office/word/2016/wordml/cid" xmlns:w16="http://schemas.microsoft.com/office/word/2018/wordml" xmlns:w16du="http://schemas.microsoft.com/office/word/2023/wordml/word16du" xmlns:w16sdtdh="http://schemas.microsoft.com/office/word/2020/wordml/sdtdatahash" xmlns:w16sdtfl="http://schemas.microsoft.com/office/word/2024/wordml/sdtformatlock" xmlns:w16se="http://schemas.microsoft.com/office/word/2015/wordml/symex" xmlns:wpg="http://schemas.microsoft.com/office/word/2010/wordprocessingGroup" xmlns:wpi="http://schemas.microsoft.com/office/word/2010/wordprocessingInk" xmlns:wne="http://schemas.microsoft.com/office/word/2006/wordml" xmlns:wps="http://schemas.microsoft.com/office/word/2010/wordprocessingShape" mc:Ignorable="w14 w15 w16se w16cid w16 w16cex w16sdtdh w16sdtfl w16du wp14">
   <w:abstractNum w:abstractNumId="0" w15:restartNumberingAfterBreak="0">
     <w:nsid w:val="30210CA6"/>
     <w:multiLevelType w:val="hybridMultilevel"/>
@@ -14732,38 +14916,38 @@
       </w:pPr>
     </w:lvl>
   </w:abstractNum>
-  <w:num w:numId="1">
+  <w:num w:numId="1" w16cid:durableId="455608336">
     <w:abstractNumId w:val="5"/>
     <w:lvlOverride w:ilvl="0">
       <w:startOverride w:val="1"/>
     </w:lvlOverride>
   </w:num>
-  <w:num w:numId="2">
+  <w:num w:numId="2" w16cid:durableId="1868985292">
     <w:abstractNumId w:val="2"/>
   </w:num>
-  <w:num w:numId="3">
+  <w:num w:numId="3" w16cid:durableId="849292749">
     <w:abstractNumId w:val="0"/>
   </w:num>
-  <w:num w:numId="4">
+  <w:num w:numId="4" w16cid:durableId="1374384729">
     <w:abstractNumId w:val="1"/>
   </w:num>
-  <w:num w:numId="5">
+  <w:num w:numId="5" w16cid:durableId="715545177">
     <w:abstractNumId w:val="2"/>
   </w:num>
-  <w:num w:numId="6">
+  <w:num w:numId="6" w16cid:durableId="221721625">
     <w:abstractNumId w:val="6"/>
   </w:num>
-  <w:num w:numId="7">
+  <w:num w:numId="7" w16cid:durableId="1659991067">
     <w:abstractNumId w:val="3"/>
   </w:num>
-  <w:num w:numId="8">
+  <w:num w:numId="8" w16cid:durableId="969363882">
     <w:abstractNumId w:val="4"/>
   </w:num>
 </w:numbering>
 </file>
 
 <file path=word/styles.xml><?xml version="1.0" encoding="utf-8"?>
-<w:styles xmlns:mc="http://schemas.openxmlformats.org/markup-compatibility/2006" xmlns:r="http://schemas.openxmlformats.org/officeDocument/2006/relationships" xmlns:w="http://schemas.openxmlformats.org/wordprocessingml/2006/main" xmlns:w14="http://schemas.microsoft.com/office/word/2010/wordml" xmlns:w15="http://schemas.microsoft.com/office/word/2012/wordml" mc:Ignorable="w14 w15">
+<w:styles xmlns:mc="http://schemas.openxmlformats.org/markup-compatibility/2006" xmlns:r="http://schemas.openxmlformats.org/officeDocument/2006/relationships" xmlns:w="http://schemas.openxmlformats.org/wordprocessingml/2006/main" xmlns:w14="http://schemas.microsoft.com/office/word/2010/wordml" xmlns:w15="http://schemas.microsoft.com/office/word/2012/wordml" xmlns:w16cex="http://schemas.microsoft.com/office/word/2018/wordml/cex" xmlns:w16cid="http://schemas.microsoft.com/office/word/2016/wordml/cid" xmlns:w16="http://schemas.microsoft.com/office/word/2018/wordml" xmlns:w16du="http://schemas.microsoft.com/office/word/2023/wordml/word16du" xmlns:w16sdtdh="http://schemas.microsoft.com/office/word/2020/wordml/sdtdatahash" xmlns:w16sdtfl="http://schemas.microsoft.com/office/word/2024/wordml/sdtformatlock" xmlns:w16se="http://schemas.microsoft.com/office/word/2015/wordml/symex" mc:Ignorable="w14 w15 w16se w16cid w16 w16cex w16sdtdh w16sdtfl w16du">
   <w:docDefaults>
     <w:rPrDefault>
       <w:rPr>
@@ -14775,7 +14959,7 @@
     </w:rPrDefault>
     <w:pPrDefault/>
   </w:docDefaults>
-  <w:latentStyles w:defLockedState="0" w:defUIPriority="99" w:defSemiHidden="0" w:defUnhideWhenUsed="0" w:defQFormat="0" w:count="371">
+  <w:latentStyles w:defLockedState="0" w:defUIPriority="99" w:defSemiHidden="0" w:defUnhideWhenUsed="0" w:defQFormat="0" w:count="376">
     <w:lsdException w:name="Normal" w:uiPriority="0" w:qFormat="1"/>
     <w:lsdException w:name="heading 1" w:uiPriority="9" w:qFormat="1"/>
     <w:lsdException w:name="heading 2" w:semiHidden="1" w:uiPriority="9" w:unhideWhenUsed="1" w:qFormat="1"/>
@@ -15147,6 +15331,11 @@
     <w:lsdException w:name="List Table 5 Dark Accent 6" w:uiPriority="50"/>
     <w:lsdException w:name="List Table 6 Colorful Accent 6" w:uiPriority="51"/>
     <w:lsdException w:name="List Table 7 Colorful Accent 6" w:uiPriority="52"/>
+    <w:lsdException w:name="Mention" w:semiHidden="1" w:unhideWhenUsed="1"/>
+    <w:lsdException w:name="Smart Hyperlink" w:semiHidden="1" w:unhideWhenUsed="1"/>
+    <w:lsdException w:name="Hashtag" w:semiHidden="1" w:unhideWhenUsed="1"/>
+    <w:lsdException w:name="Unresolved Mention" w:semiHidden="1" w:unhideWhenUsed="1"/>
+    <w:lsdException w:name="Smart Link" w:semiHidden="1" w:unhideWhenUsed="1"/>
   </w:latentStyles>
   <w:style w:type="paragraph" w:default="1" w:styleId="Normal">
     <w:name w:val="Normal"/>
